--- a/Documentation.docx
+++ b/Documentation.docx
@@ -21,73 +21,7 @@
           <w:sz w:val="32"/>
           <w:szCs w:val="32"/>
         </w:rPr>
-        <w:t xml:space="preserve">Tests fonctionnels et d'intégration d'une application </w:t>
-      </w:r>
-      <w:proofErr w:type="spellStart"/>
-      <w:r>
-        <w:rPr>
-          <w:rFonts w:ascii="Calibri" w:hAnsi="Calibri" w:cs="Calibri"/>
-          <w:b/>
-          <w:bCs/>
-          <w:sz w:val="32"/>
-          <w:szCs w:val="32"/>
-        </w:rPr>
-        <w:t>React</w:t>
-      </w:r>
-      <w:proofErr w:type="spellEnd"/>
-      <w:r>
-        <w:rPr>
-          <w:rFonts w:ascii="Calibri" w:hAnsi="Calibri" w:cs="Calibri"/>
-          <w:b/>
-          <w:bCs/>
-          <w:sz w:val="32"/>
-          <w:szCs w:val="32"/>
-        </w:rPr>
-        <w:t>/</w:t>
-      </w:r>
-      <w:proofErr w:type="spellStart"/>
-      <w:r>
-        <w:rPr>
-          <w:rFonts w:ascii="Calibri" w:hAnsi="Calibri" w:cs="Calibri"/>
-          <w:b/>
-          <w:bCs/>
-          <w:sz w:val="32"/>
-          <w:szCs w:val="32"/>
-        </w:rPr>
-        <w:t>Laravel</w:t>
-      </w:r>
-      <w:proofErr w:type="spellEnd"/>
-      <w:r>
-        <w:rPr>
-          <w:rFonts w:ascii="Calibri" w:hAnsi="Calibri" w:cs="Calibri"/>
-          <w:b/>
-          <w:bCs/>
-          <w:sz w:val="32"/>
-          <w:szCs w:val="32"/>
-        </w:rPr>
-        <w:t xml:space="preserve"> avec </w:t>
-      </w:r>
-      <w:proofErr w:type="spellStart"/>
-      <w:r>
-        <w:rPr>
-          <w:rFonts w:ascii="Calibri" w:hAnsi="Calibri" w:cs="Calibri"/>
-          <w:b/>
-          <w:bCs/>
-          <w:sz w:val="32"/>
-          <w:szCs w:val="32"/>
-        </w:rPr>
-        <w:t>Selenium</w:t>
-      </w:r>
-      <w:proofErr w:type="spellEnd"/>
-      <w:r>
-        <w:rPr>
-          <w:rFonts w:ascii="Calibri" w:hAnsi="Calibri" w:cs="Calibri"/>
-          <w:b/>
-          <w:bCs/>
-          <w:sz w:val="32"/>
-          <w:szCs w:val="32"/>
-        </w:rPr>
-        <w:t xml:space="preserve"> IDE</w:t>
+        <w:t>Tests fonctionnels et d'intégration d'une application React/Laravel avec Selenium IDE</w:t>
       </w:r>
     </w:p>
     <w:p>
@@ -122,14 +56,12 @@
           <w:rFonts w:ascii="Calibri" w:hAnsi="Calibri" w:cs="Calibri"/>
         </w:rPr>
       </w:pPr>
-      <w:proofErr w:type="spellStart"/>
       <w:r>
         <w:rPr>
           <w:rFonts w:ascii="Calibri" w:hAnsi="Calibri" w:cs="Calibri"/>
         </w:rPr>
         <w:t>React</w:t>
       </w:r>
-      <w:proofErr w:type="spellEnd"/>
     </w:p>
     <w:p>
       <w:pPr>
@@ -142,14 +74,12 @@
           <w:rFonts w:ascii="Calibri" w:hAnsi="Calibri" w:cs="Calibri"/>
         </w:rPr>
       </w:pPr>
-      <w:proofErr w:type="spellStart"/>
       <w:r>
         <w:rPr>
           <w:rFonts w:ascii="Calibri" w:hAnsi="Calibri" w:cs="Calibri"/>
         </w:rPr>
         <w:t>Laravel</w:t>
       </w:r>
-      <w:proofErr w:type="spellEnd"/>
     </w:p>
     <w:p>
       <w:pPr>
@@ -180,19 +110,11 @@
           <w:rFonts w:ascii="Calibri" w:hAnsi="Calibri" w:cs="Calibri"/>
         </w:rPr>
       </w:pPr>
-      <w:proofErr w:type="spellStart"/>
-      <w:r>
-        <w:rPr>
-          <w:rFonts w:ascii="Calibri" w:hAnsi="Calibri" w:cs="Calibri"/>
-        </w:rPr>
-        <w:t>Selenium</w:t>
-      </w:r>
-      <w:proofErr w:type="spellEnd"/>
-      <w:r>
-        <w:rPr>
-          <w:rFonts w:ascii="Calibri" w:hAnsi="Calibri" w:cs="Calibri"/>
-        </w:rPr>
-        <w:t xml:space="preserve"> IDE</w:t>
+      <w:r>
+        <w:rPr>
+          <w:rFonts w:ascii="Calibri" w:hAnsi="Calibri" w:cs="Calibri"/>
+        </w:rPr>
+        <w:t>Selenium IDE</w:t>
       </w:r>
     </w:p>
     <w:p>
@@ -206,16 +128,12 @@
           <w:rFonts w:ascii="Calibri" w:hAnsi="Calibri" w:cs="Calibri"/>
         </w:rPr>
       </w:pPr>
-      <w:proofErr w:type="spellStart"/>
-      <w:proofErr w:type="gramStart"/>
       <w:r>
         <w:rPr>
           <w:rFonts w:ascii="Calibri" w:hAnsi="Calibri" w:cs="Calibri"/>
         </w:rPr>
         <w:t>fetch</w:t>
       </w:r>
-      <w:proofErr w:type="spellEnd"/>
-      <w:proofErr w:type="gramEnd"/>
     </w:p>
     <w:p>
       <w:pPr>
@@ -250,7 +168,6 @@
         </w:rPr>
         <w:t xml:space="preserve">Dans le cadre de ce TP, nous avons réalisé des tests fonctionnels sur une application développée avec </w:t>
       </w:r>
-      <w:proofErr w:type="spellStart"/>
       <w:r>
         <w:rPr>
           <w:rFonts w:ascii="Calibri" w:hAnsi="Calibri" w:cs="Calibri"/>
@@ -259,14 +176,12 @@
         </w:rPr>
         <w:t>React</w:t>
       </w:r>
-      <w:proofErr w:type="spellEnd"/>
       <w:r>
         <w:rPr>
           <w:rFonts w:ascii="Calibri" w:hAnsi="Calibri" w:cs="Calibri"/>
         </w:rPr>
         <w:t xml:space="preserve"> pour le frontend et </w:t>
       </w:r>
-      <w:proofErr w:type="spellStart"/>
       <w:r>
         <w:rPr>
           <w:rFonts w:ascii="Calibri" w:hAnsi="Calibri" w:cs="Calibri"/>
@@ -275,26 +190,11 @@
         </w:rPr>
         <w:t>Laravel</w:t>
       </w:r>
-      <w:proofErr w:type="spellEnd"/>
-      <w:r>
-        <w:rPr>
-          <w:rFonts w:ascii="Calibri" w:hAnsi="Calibri" w:cs="Calibri"/>
-        </w:rPr>
-        <w:t xml:space="preserve"> pour le backend. L'objectif était de vérifier le bon fonctionnement des principales fonctionnalités de l'application, d'identifier les anomalies éventuelles et de confirmer leur correction à l'aide de </w:t>
-      </w:r>
-      <w:proofErr w:type="spellStart"/>
-      <w:r>
-        <w:rPr>
-          <w:rFonts w:ascii="Calibri" w:hAnsi="Calibri" w:cs="Calibri"/>
-        </w:rPr>
-        <w:t>Selenium</w:t>
-      </w:r>
-      <w:proofErr w:type="spellEnd"/>
-      <w:r>
-        <w:rPr>
-          <w:rFonts w:ascii="Calibri" w:hAnsi="Calibri" w:cs="Calibri"/>
-        </w:rPr>
-        <w:t xml:space="preserve"> IDE.</w:t>
+      <w:r>
+        <w:rPr>
+          <w:rFonts w:ascii="Calibri" w:hAnsi="Calibri" w:cs="Calibri"/>
+        </w:rPr>
+        <w:t xml:space="preserve"> pour le backend. L'objectif était de vérifier le bon fonctionnement des principales fonctionnalités de l'application, d'identifier les anomalies éventuelles et de confirmer leur correction à l'aide de Selenium IDE.</w:t>
       </w:r>
     </w:p>
     <w:p>
@@ -324,21 +224,7 @@
         <w:rPr>
           <w:rFonts w:ascii="Aptos" w:eastAsia="Aptos" w:hAnsi="Aptos" w:cs="Arial"/>
         </w:rPr>
-        <w:t>•  Application déployée (</w:t>
-      </w:r>
-      <w:proofErr w:type="spellStart"/>
-      <w:r>
-        <w:rPr>
-          <w:rFonts w:ascii="Aptos" w:eastAsia="Aptos" w:hAnsi="Aptos" w:cs="Arial"/>
-        </w:rPr>
-        <w:t>front-end</w:t>
-      </w:r>
-      <w:proofErr w:type="spellEnd"/>
-      <w:r>
-        <w:rPr>
-          <w:rFonts w:ascii="Aptos" w:eastAsia="Aptos" w:hAnsi="Aptos" w:cs="Arial"/>
-        </w:rPr>
-        <w:t>) : https://mini-garage.netlify.app/</w:t>
+        <w:t>•  Application déployée (front-end) : https://mini-garage.netlify.app/</w:t>
       </w:r>
     </w:p>
     <w:p>
@@ -353,21 +239,7 @@
         <w:rPr>
           <w:rFonts w:ascii="Aptos" w:eastAsia="Aptos" w:hAnsi="Aptos" w:cs="Arial"/>
         </w:rPr>
-        <w:t>•  API déployée (</w:t>
-      </w:r>
-      <w:proofErr w:type="spellStart"/>
-      <w:r>
-        <w:rPr>
-          <w:rFonts w:ascii="Aptos" w:eastAsia="Aptos" w:hAnsi="Aptos" w:cs="Arial"/>
-        </w:rPr>
-        <w:t>back-end</w:t>
-      </w:r>
-      <w:proofErr w:type="spellEnd"/>
-      <w:r>
-        <w:rPr>
-          <w:rFonts w:ascii="Aptos" w:eastAsia="Aptos" w:hAnsi="Aptos" w:cs="Arial"/>
-        </w:rPr>
-        <w:t>) : https://mini-garage-api-o7m5.onrender.com/</w:t>
+        <w:t>•  API déployée (back-end) : https://mini-garage-api-o7m5.onrender.com/</w:t>
       </w:r>
     </w:p>
     <w:p>
@@ -384,6 +256,29 @@
         </w:rPr>
         <w:t xml:space="preserve">•  Présentation vidéo du projet : </w:t>
       </w:r>
+      <w:hyperlink r:id="rId7" w:history="1">
+        <w:r>
+          <w:rPr>
+            <w:rStyle w:val="Lienhypertexte"/>
+            <w:rFonts w:ascii="Aptos" w:eastAsia="Aptos" w:hAnsi="Aptos" w:cs="Arial"/>
+          </w:rPr>
+          <w:t>Lien vers la v</w:t>
+        </w:r>
+        <w:r>
+          <w:rPr>
+            <w:rStyle w:val="Lienhypertexte"/>
+            <w:rFonts w:ascii="Aptos" w:eastAsia="Aptos" w:hAnsi="Aptos" w:cs="Arial"/>
+          </w:rPr>
+          <w:t>i</w:t>
+        </w:r>
+        <w:r>
+          <w:rPr>
+            <w:rStyle w:val="Lienhypertexte"/>
+            <w:rFonts w:ascii="Aptos" w:eastAsia="Aptos" w:hAnsi="Aptos" w:cs="Arial"/>
+          </w:rPr>
+          <w:t>déo</w:t>
+        </w:r>
+      </w:hyperlink>
     </w:p>
     <w:p>
       <w:pPr>
@@ -431,21 +326,7 @@
         <w:rPr>
           <w:rFonts w:ascii="Calibri" w:hAnsi="Calibri" w:cs="Calibri"/>
         </w:rPr>
-        <w:t xml:space="preserve">Lancement du serveur </w:t>
-      </w:r>
-      <w:proofErr w:type="spellStart"/>
-      <w:r>
-        <w:rPr>
-          <w:rFonts w:ascii="Calibri" w:hAnsi="Calibri" w:cs="Calibri"/>
-        </w:rPr>
-        <w:t>Laravel</w:t>
-      </w:r>
-      <w:proofErr w:type="spellEnd"/>
-      <w:r>
-        <w:rPr>
-          <w:rFonts w:ascii="Calibri" w:hAnsi="Calibri" w:cs="Calibri"/>
-        </w:rPr>
-        <w:t xml:space="preserve"> avec :</w:t>
+        <w:t>Lancement du serveur Laravel avec :</w:t>
       </w:r>
     </w:p>
     <w:p>
@@ -458,8 +339,6 @@
           <w:iCs/>
         </w:rPr>
       </w:pPr>
-      <w:proofErr w:type="spellStart"/>
-      <w:proofErr w:type="gramStart"/>
       <w:r>
         <w:rPr>
           <w:rFonts w:ascii="Calibri" w:hAnsi="Calibri" w:cs="Calibri"/>
@@ -468,11 +347,28 @@
           <w:i/>
           <w:iCs/>
         </w:rPr>
-        <w:t>php</w:t>
-      </w:r>
-      <w:proofErr w:type="spellEnd"/>
-      <w:proofErr w:type="gramEnd"/>
-      <w:r>
+        <w:t>php artisan serve</w:t>
+      </w:r>
+    </w:p>
+    <w:p>
+      <w:pPr>
+        <w:numPr>
+          <w:ilvl w:val="0"/>
+          <w:numId w:val="3"/>
+        </w:numPr>
+        <w:rPr>
+          <w:rFonts w:ascii="Calibri" w:hAnsi="Calibri" w:cs="Calibri"/>
+        </w:rPr>
+      </w:pPr>
+      <w:r>
+        <w:rPr>
+          <w:rFonts w:ascii="Calibri" w:hAnsi="Calibri" w:cs="Calibri"/>
+        </w:rPr>
+        <w:t>Lancement de l'application React :</w:t>
+      </w:r>
+    </w:p>
+    <w:p>
+      <w:pPr>
         <w:rPr>
           <w:rFonts w:ascii="Calibri" w:hAnsi="Calibri" w:cs="Calibri"/>
           <w:b/>
@@ -480,42 +376,8 @@
           <w:i/>
           <w:iCs/>
         </w:rPr>
-        <w:t xml:space="preserve"> artisan serve</w:t>
-      </w:r>
-    </w:p>
-    <w:p>
-      <w:pPr>
-        <w:numPr>
-          <w:ilvl w:val="0"/>
-          <w:numId w:val="3"/>
-        </w:numPr>
-        <w:rPr>
-          <w:rFonts w:ascii="Calibri" w:hAnsi="Calibri" w:cs="Calibri"/>
-        </w:rPr>
-      </w:pPr>
-      <w:r>
-        <w:rPr>
-          <w:rFonts w:ascii="Calibri" w:hAnsi="Calibri" w:cs="Calibri"/>
-        </w:rPr>
-        <w:t xml:space="preserve">Lancement de l'application </w:t>
-      </w:r>
-      <w:proofErr w:type="spellStart"/>
-      <w:r>
-        <w:rPr>
-          <w:rFonts w:ascii="Calibri" w:hAnsi="Calibri" w:cs="Calibri"/>
-        </w:rPr>
-        <w:t>React</w:t>
-      </w:r>
-      <w:proofErr w:type="spellEnd"/>
-      <w:r>
-        <w:rPr>
-          <w:rFonts w:ascii="Calibri" w:hAnsi="Calibri" w:cs="Calibri"/>
-        </w:rPr>
-        <w:t xml:space="preserve"> :</w:t>
-      </w:r>
-    </w:p>
-    <w:p>
-      <w:pPr>
+      </w:pPr>
+      <w:r>
         <w:rPr>
           <w:rFonts w:ascii="Calibri" w:hAnsi="Calibri" w:cs="Calibri"/>
           <w:b/>
@@ -523,84 +385,33 @@
           <w:i/>
           <w:iCs/>
         </w:rPr>
-      </w:pPr>
-      <w:proofErr w:type="spellStart"/>
-      <w:proofErr w:type="gramStart"/>
+        <w:t>npm run dev</w:t>
+      </w:r>
+    </w:p>
+    <w:p>
+      <w:pPr>
+        <w:rPr>
+          <w:rFonts w:ascii="Calibri" w:hAnsi="Calibri" w:cs="Calibri"/>
+        </w:rPr>
+      </w:pPr>
+      <w:r>
+        <w:rPr>
+          <w:rFonts w:ascii="Calibri" w:hAnsi="Calibri" w:cs="Calibri"/>
+        </w:rPr>
+        <w:t>Les différents endpoints de l'API ont également été testés afin de vérifier leur bon fonctionnement avant l'exécution des scénarios Selenium.</w:t>
+      </w:r>
+    </w:p>
+    <w:p>
+      <w:pPr>
+        <w:rPr>
+          <w:rFonts w:ascii="Calibri" w:hAnsi="Calibri" w:cs="Calibri"/>
+        </w:rPr>
+      </w:pPr>
       <w:r>
         <w:rPr>
           <w:rFonts w:ascii="Calibri" w:hAnsi="Calibri" w:cs="Calibri"/>
           <w:b/>
           <w:bCs/>
-          <w:i/>
-          <w:iCs/>
-        </w:rPr>
-        <w:t>npm</w:t>
-      </w:r>
-      <w:proofErr w:type="spellEnd"/>
-      <w:proofErr w:type="gramEnd"/>
-      <w:r>
-        <w:rPr>
-          <w:rFonts w:ascii="Calibri" w:hAnsi="Calibri" w:cs="Calibri"/>
-          <w:b/>
-          <w:bCs/>
-          <w:i/>
-          <w:iCs/>
-        </w:rPr>
-        <w:t xml:space="preserve"> run dev</w:t>
-      </w:r>
-    </w:p>
-    <w:p>
-      <w:pPr>
-        <w:rPr>
-          <w:rFonts w:ascii="Calibri" w:hAnsi="Calibri" w:cs="Calibri"/>
-        </w:rPr>
-      </w:pPr>
-      <w:r>
-        <w:rPr>
-          <w:rFonts w:ascii="Calibri" w:hAnsi="Calibri" w:cs="Calibri"/>
-        </w:rPr>
-        <w:t xml:space="preserve">Les différents </w:t>
-      </w:r>
-      <w:proofErr w:type="spellStart"/>
-      <w:r>
-        <w:rPr>
-          <w:rFonts w:ascii="Calibri" w:hAnsi="Calibri" w:cs="Calibri"/>
-        </w:rPr>
-        <w:t>endpoints</w:t>
-      </w:r>
-      <w:proofErr w:type="spellEnd"/>
-      <w:r>
-        <w:rPr>
-          <w:rFonts w:ascii="Calibri" w:hAnsi="Calibri" w:cs="Calibri"/>
-        </w:rPr>
-        <w:t xml:space="preserve"> de l'API ont également été testés afin de vérifier leur bon fonctionnement avant l'exécution des scénarios </w:t>
-      </w:r>
-      <w:proofErr w:type="spellStart"/>
-      <w:r>
-        <w:rPr>
-          <w:rFonts w:ascii="Calibri" w:hAnsi="Calibri" w:cs="Calibri"/>
-        </w:rPr>
-        <w:t>Selenium</w:t>
-      </w:r>
-      <w:proofErr w:type="spellEnd"/>
-      <w:r>
-        <w:rPr>
-          <w:rFonts w:ascii="Calibri" w:hAnsi="Calibri" w:cs="Calibri"/>
-        </w:rPr>
-        <w:t>.</w:t>
-      </w:r>
-    </w:p>
-    <w:p>
-      <w:pPr>
-        <w:rPr>
-          <w:rFonts w:ascii="Calibri" w:hAnsi="Calibri" w:cs="Calibri"/>
-        </w:rPr>
-      </w:pPr>
-      <w:r>
-        <w:rPr>
-          <w:rFonts w:ascii="Calibri" w:hAnsi="Calibri" w:cs="Calibri"/>
-          <w:b/>
-          <w:bCs/>
         </w:rPr>
         <w:t>Capture d'écran 1 :</w:t>
       </w:r>
@@ -608,21 +419,7 @@
         <w:rPr>
           <w:rFonts w:ascii="Calibri" w:hAnsi="Calibri" w:cs="Calibri"/>
         </w:rPr>
-        <w:t xml:space="preserve"> Application </w:t>
-      </w:r>
-      <w:proofErr w:type="spellStart"/>
-      <w:r>
-        <w:rPr>
-          <w:rFonts w:ascii="Calibri" w:hAnsi="Calibri" w:cs="Calibri"/>
-        </w:rPr>
-        <w:t>React</w:t>
-      </w:r>
-      <w:proofErr w:type="spellEnd"/>
-      <w:r>
-        <w:rPr>
-          <w:rFonts w:ascii="Calibri" w:hAnsi="Calibri" w:cs="Calibri"/>
-        </w:rPr>
-        <w:t xml:space="preserve"> en fonctionnement</w:t>
+        <w:t xml:space="preserve"> Application React en fonctionnement</w:t>
       </w:r>
     </w:p>
     <w:p>
@@ -638,10 +435,10 @@
         </w:rPr>
         <w:lastRenderedPageBreak/>
         <w:drawing>
-          <wp:inline distT="0" distB="0" distL="0" distR="0" wp14:anchorId="50E6888B" wp14:editId="20CE22A3">
-            <wp:extent cx="5755640" cy="2119745"/>
-            <wp:effectExtent l="0" t="0" r="0" b="0"/>
-            <wp:docPr id="1475447939" name="Image 1"/>
+          <wp:inline distT="0" distB="0" distL="0" distR="0" wp14:anchorId="20706862" wp14:editId="2A6A04A6">
+            <wp:extent cx="5760720" cy="3060700"/>
+            <wp:effectExtent l="0" t="0" r="0" b="6350"/>
+            <wp:docPr id="1691716450" name="Image 1"/>
             <wp:cNvGraphicFramePr>
               <a:graphicFrameLocks xmlns:a="http://schemas.openxmlformats.org/drawingml/2006/main" noChangeAspect="1"/>
             </wp:cNvGraphicFramePr>
@@ -649,183 +446,7 @@
               <a:graphicData uri="http://schemas.openxmlformats.org/drawingml/2006/picture">
                 <pic:pic xmlns:pic="http://schemas.openxmlformats.org/drawingml/2006/picture">
                   <pic:nvPicPr>
-                    <pic:cNvPr id="1475447939" name=""/>
-                    <pic:cNvPicPr/>
-                  </pic:nvPicPr>
-                  <pic:blipFill>
-                    <a:blip r:embed="rId7"/>
-                    <a:stretch>
-                      <a:fillRect/>
-                    </a:stretch>
-                  </pic:blipFill>
-                  <pic:spPr>
-                    <a:xfrm>
-                      <a:off x="0" y="0"/>
-                      <a:ext cx="5813386" cy="2141012"/>
-                    </a:xfrm>
-                    <a:prstGeom prst="rect">
-                      <a:avLst/>
-                    </a:prstGeom>
-                  </pic:spPr>
-                </pic:pic>
-              </a:graphicData>
-            </a:graphic>
-          </wp:inline>
-        </w:drawing>
-      </w:r>
-    </w:p>
-    <w:p>
-      <w:pPr>
-        <w:rPr>
-          <w:rFonts w:ascii="Calibri" w:hAnsi="Calibri" w:cs="Calibri"/>
-          <w:b/>
-          <w:bCs/>
-          <w:color w:val="EE0000"/>
-        </w:rPr>
-      </w:pPr>
-      <w:r>
-        <w:rPr>
-          <w:rFonts w:ascii="Calibri" w:hAnsi="Calibri" w:cs="Calibri"/>
-          <w:b/>
-          <w:bCs/>
-          <w:color w:val="EE0000"/>
-        </w:rPr>
-        <w:t xml:space="preserve">2. Installation de </w:t>
-      </w:r>
-      <w:proofErr w:type="spellStart"/>
-      <w:r>
-        <w:rPr>
-          <w:rFonts w:ascii="Calibri" w:hAnsi="Calibri" w:cs="Calibri"/>
-          <w:b/>
-          <w:bCs/>
-          <w:color w:val="EE0000"/>
-        </w:rPr>
-        <w:t>Selenium</w:t>
-      </w:r>
-      <w:proofErr w:type="spellEnd"/>
-      <w:r>
-        <w:rPr>
-          <w:rFonts w:ascii="Calibri" w:hAnsi="Calibri" w:cs="Calibri"/>
-          <w:b/>
-          <w:bCs/>
-          <w:color w:val="EE0000"/>
-        </w:rPr>
-        <w:t xml:space="preserve"> IDE</w:t>
-      </w:r>
-    </w:p>
-    <w:p>
-      <w:pPr>
-        <w:rPr>
-          <w:rFonts w:ascii="Calibri" w:hAnsi="Calibri" w:cs="Calibri"/>
-        </w:rPr>
-      </w:pPr>
-      <w:r>
-        <w:rPr>
-          <w:rFonts w:ascii="Calibri" w:hAnsi="Calibri" w:cs="Calibri"/>
-        </w:rPr>
-        <w:t xml:space="preserve">L'extension </w:t>
-      </w:r>
-      <w:proofErr w:type="spellStart"/>
-      <w:r>
-        <w:rPr>
-          <w:rFonts w:ascii="Calibri" w:hAnsi="Calibri" w:cs="Calibri"/>
-        </w:rPr>
-        <w:t>Selenium</w:t>
-      </w:r>
-      <w:proofErr w:type="spellEnd"/>
-      <w:r>
-        <w:rPr>
-          <w:rFonts w:ascii="Calibri" w:hAnsi="Calibri" w:cs="Calibri"/>
-        </w:rPr>
-        <w:t xml:space="preserve"> IDE a été installée sur un navigateur compatible.</w:t>
-      </w:r>
-    </w:p>
-    <w:p>
-      <w:pPr>
-        <w:rPr>
-          <w:rFonts w:ascii="Calibri" w:hAnsi="Calibri" w:cs="Calibri"/>
-        </w:rPr>
-      </w:pPr>
-      <w:r>
-        <w:rPr>
-          <w:rFonts w:ascii="Calibri" w:hAnsi="Calibri" w:cs="Calibri"/>
-        </w:rPr>
-        <w:t xml:space="preserve">Un nouveau projet </w:t>
-      </w:r>
-      <w:proofErr w:type="spellStart"/>
-      <w:r>
-        <w:rPr>
-          <w:rFonts w:ascii="Calibri" w:hAnsi="Calibri" w:cs="Calibri"/>
-        </w:rPr>
-        <w:t>Selenium</w:t>
-      </w:r>
-      <w:proofErr w:type="spellEnd"/>
-      <w:r>
-        <w:rPr>
-          <w:rFonts w:ascii="Calibri" w:hAnsi="Calibri" w:cs="Calibri"/>
-        </w:rPr>
-        <w:t xml:space="preserve"> a ensuite été créé afin d'automatiser les différents parcours utilisateurs.</w:t>
-      </w:r>
-    </w:p>
-    <w:p>
-      <w:pPr>
-        <w:rPr>
-          <w:rFonts w:ascii="Calibri" w:hAnsi="Calibri" w:cs="Calibri"/>
-        </w:rPr>
-      </w:pPr>
-      <w:r>
-        <w:rPr>
-          <w:rFonts w:ascii="Calibri" w:hAnsi="Calibri" w:cs="Calibri"/>
-          <w:b/>
-          <w:bCs/>
-        </w:rPr>
-        <w:t>Capture d'écran 2 :</w:t>
-      </w:r>
-      <w:r>
-        <w:rPr>
-          <w:rFonts w:ascii="Calibri" w:hAnsi="Calibri" w:cs="Calibri"/>
-        </w:rPr>
-        <w:t xml:space="preserve"> Projet </w:t>
-      </w:r>
-      <w:proofErr w:type="spellStart"/>
-      <w:r>
-        <w:rPr>
-          <w:rFonts w:ascii="Calibri" w:hAnsi="Calibri" w:cs="Calibri"/>
-        </w:rPr>
-        <w:t>Selenium</w:t>
-      </w:r>
-      <w:proofErr w:type="spellEnd"/>
-      <w:r>
-        <w:rPr>
-          <w:rFonts w:ascii="Calibri" w:hAnsi="Calibri" w:cs="Calibri"/>
-        </w:rPr>
-        <w:t xml:space="preserve"> IDE</w:t>
-      </w:r>
-    </w:p>
-    <w:p>
-      <w:pPr>
-        <w:rPr>
-          <w:rFonts w:ascii="Calibri" w:hAnsi="Calibri" w:cs="Calibri"/>
-        </w:rPr>
-      </w:pPr>
-      <w:r>
-        <w:rPr>
-          <w:rFonts w:ascii="Calibri" w:hAnsi="Calibri" w:cs="Calibri"/>
-          <w:noProof/>
-        </w:rPr>
-        <w:drawing>
-          <wp:inline distT="0" distB="0" distL="0" distR="0" wp14:anchorId="12EC20A1" wp14:editId="3997E320">
-            <wp:extent cx="5760720" cy="2687782"/>
-            <wp:effectExtent l="0" t="0" r="0" b="0"/>
-            <wp:docPr id="1700924145" name="Image 1"/>
-            <wp:cNvGraphicFramePr>
-              <a:graphicFrameLocks xmlns:a="http://schemas.openxmlformats.org/drawingml/2006/main" noChangeAspect="1"/>
-            </wp:cNvGraphicFramePr>
-            <a:graphic xmlns:a="http://schemas.openxmlformats.org/drawingml/2006/main">
-              <a:graphicData uri="http://schemas.openxmlformats.org/drawingml/2006/picture">
-                <pic:pic xmlns:pic="http://schemas.openxmlformats.org/drawingml/2006/picture">
-                  <pic:nvPicPr>
-                    <pic:cNvPr id="1700924145" name=""/>
+                    <pic:cNvPr id="1691716450" name=""/>
                     <pic:cNvPicPr/>
                   </pic:nvPicPr>
                   <pic:blipFill>
@@ -837,7 +458,121 @@
                   <pic:spPr>
                     <a:xfrm>
                       <a:off x="0" y="0"/>
-                      <a:ext cx="5766862" cy="2690647"/>
+                      <a:ext cx="5760720" cy="3060700"/>
+                    </a:xfrm>
+                    <a:prstGeom prst="rect">
+                      <a:avLst/>
+                    </a:prstGeom>
+                  </pic:spPr>
+                </pic:pic>
+              </a:graphicData>
+            </a:graphic>
+          </wp:inline>
+        </w:drawing>
+      </w:r>
+    </w:p>
+    <w:p>
+      <w:pPr>
+        <w:rPr>
+          <w:rFonts w:ascii="Calibri" w:hAnsi="Calibri" w:cs="Calibri"/>
+          <w:b/>
+          <w:bCs/>
+          <w:color w:val="EE0000"/>
+        </w:rPr>
+      </w:pPr>
+      <w:r>
+        <w:rPr>
+          <w:rFonts w:ascii="Calibri" w:hAnsi="Calibri" w:cs="Calibri"/>
+          <w:b/>
+          <w:bCs/>
+          <w:color w:val="EE0000"/>
+        </w:rPr>
+        <w:t>2. Installation de Selenium IDE</w:t>
+      </w:r>
+    </w:p>
+    <w:p>
+      <w:pPr>
+        <w:rPr>
+          <w:rFonts w:ascii="Calibri" w:hAnsi="Calibri" w:cs="Calibri"/>
+        </w:rPr>
+      </w:pPr>
+      <w:r>
+        <w:rPr>
+          <w:rFonts w:ascii="Calibri" w:hAnsi="Calibri" w:cs="Calibri"/>
+        </w:rPr>
+        <w:t>L'extension Selenium IDE a été installée sur un navigateur compatible.</w:t>
+      </w:r>
+    </w:p>
+    <w:p>
+      <w:pPr>
+        <w:rPr>
+          <w:rFonts w:ascii="Calibri" w:hAnsi="Calibri" w:cs="Calibri"/>
+        </w:rPr>
+      </w:pPr>
+      <w:r>
+        <w:rPr>
+          <w:rFonts w:ascii="Calibri" w:hAnsi="Calibri" w:cs="Calibri"/>
+        </w:rPr>
+        <w:t>Un nouveau projet Selenium a ensuite été créé afin d'automatiser les différents parcours utilisateurs.</w:t>
+      </w:r>
+    </w:p>
+    <w:p>
+      <w:pPr>
+        <w:rPr>
+          <w:rFonts w:ascii="Calibri" w:hAnsi="Calibri" w:cs="Calibri"/>
+        </w:rPr>
+      </w:pPr>
+      <w:r>
+        <w:rPr>
+          <w:rFonts w:ascii="Calibri" w:hAnsi="Calibri" w:cs="Calibri"/>
+          <w:b/>
+          <w:bCs/>
+        </w:rPr>
+        <w:t>Capture d'écran 2 :</w:t>
+      </w:r>
+      <w:r>
+        <w:rPr>
+          <w:rFonts w:ascii="Calibri" w:hAnsi="Calibri" w:cs="Calibri"/>
+        </w:rPr>
+        <w:t xml:space="preserve"> Projet Selenium IDE</w:t>
+      </w:r>
+    </w:p>
+    <w:p>
+      <w:pPr>
+        <w:rPr>
+          <w:rFonts w:ascii="Calibri" w:hAnsi="Calibri" w:cs="Calibri"/>
+        </w:rPr>
+      </w:pPr>
+      <w:r>
+        <w:rPr>
+          <w:rFonts w:ascii="Calibri" w:hAnsi="Calibri" w:cs="Calibri"/>
+          <w:noProof/>
+        </w:rPr>
+        <w:drawing>
+          <wp:inline distT="0" distB="0" distL="0" distR="0" wp14:anchorId="44A5EAC9" wp14:editId="4FC22B64">
+            <wp:extent cx="5760720" cy="3066415"/>
+            <wp:effectExtent l="0" t="0" r="0" b="635"/>
+            <wp:docPr id="1338823061" name="Image 1"/>
+            <wp:cNvGraphicFramePr>
+              <a:graphicFrameLocks xmlns:a="http://schemas.openxmlformats.org/drawingml/2006/main" noChangeAspect="1"/>
+            </wp:cNvGraphicFramePr>
+            <a:graphic xmlns:a="http://schemas.openxmlformats.org/drawingml/2006/main">
+              <a:graphicData uri="http://schemas.openxmlformats.org/drawingml/2006/picture">
+                <pic:pic xmlns:pic="http://schemas.openxmlformats.org/drawingml/2006/picture">
+                  <pic:nvPicPr>
+                    <pic:cNvPr id="1338823061" name=""/>
+                    <pic:cNvPicPr/>
+                  </pic:nvPicPr>
+                  <pic:blipFill>
+                    <a:blip r:embed="rId9"/>
+                    <a:stretch>
+                      <a:fillRect/>
+                    </a:stretch>
+                  </pic:blipFill>
+                  <pic:spPr>
+                    <a:xfrm>
+                      <a:off x="0" y="0"/>
+                      <a:ext cx="5760720" cy="3066415"/>
                     </a:xfrm>
                     <a:prstGeom prst="rect">
                       <a:avLst/>
@@ -923,6 +658,7 @@
                 <w:b/>
                 <w:bCs/>
               </w:rPr>
+              <w:lastRenderedPageBreak/>
               <w:t>Test</w:t>
             </w:r>
           </w:p>
@@ -1120,7 +856,6 @@
               <w:rPr>
                 <w:rFonts w:ascii="Calibri" w:hAnsi="Calibri" w:cs="Calibri"/>
               </w:rPr>
-              <w:lastRenderedPageBreak/>
               <w:t>Suppression</w:t>
             </w:r>
           </w:p>
@@ -1218,10 +953,10 @@
           <w:noProof/>
         </w:rPr>
         <w:drawing>
-          <wp:inline distT="0" distB="0" distL="0" distR="0" wp14:anchorId="034C5CC6" wp14:editId="1D968C6B">
-            <wp:extent cx="5760720" cy="2842260"/>
-            <wp:effectExtent l="0" t="0" r="0" b="0"/>
-            <wp:docPr id="818759726" name="Image 1"/>
+          <wp:inline distT="0" distB="0" distL="0" distR="0" wp14:anchorId="2FCED10F" wp14:editId="03CD834E">
+            <wp:extent cx="5760720" cy="3060700"/>
+            <wp:effectExtent l="0" t="0" r="0" b="6350"/>
+            <wp:docPr id="1862290593" name="Image 1"/>
             <wp:cNvGraphicFramePr>
               <a:graphicFrameLocks xmlns:a="http://schemas.openxmlformats.org/drawingml/2006/main" noChangeAspect="1"/>
             </wp:cNvGraphicFramePr>
@@ -1229,55 +964,7 @@
               <a:graphicData uri="http://schemas.openxmlformats.org/drawingml/2006/picture">
                 <pic:pic xmlns:pic="http://schemas.openxmlformats.org/drawingml/2006/picture">
                   <pic:nvPicPr>
-                    <pic:cNvPr id="818759726" name=""/>
-                    <pic:cNvPicPr/>
-                  </pic:nvPicPr>
-                  <pic:blipFill>
-                    <a:blip r:embed="rId9"/>
-                    <a:stretch>
-                      <a:fillRect/>
-                    </a:stretch>
-                  </pic:blipFill>
-                  <pic:spPr>
-                    <a:xfrm>
-                      <a:off x="0" y="0"/>
-                      <a:ext cx="5760720" cy="2842260"/>
-                    </a:xfrm>
-                    <a:prstGeom prst="rect">
-                      <a:avLst/>
-                    </a:prstGeom>
-                  </pic:spPr>
-                </pic:pic>
-              </a:graphicData>
-            </a:graphic>
-          </wp:inline>
-        </w:drawing>
-      </w:r>
-    </w:p>
-    <w:p>
-      <w:pPr>
-        <w:rPr>
-          <w:rFonts w:ascii="Calibri" w:hAnsi="Calibri" w:cs="Calibri"/>
-        </w:rPr>
-      </w:pPr>
-      <w:r>
-        <w:rPr>
-          <w:rFonts w:ascii="Calibri" w:hAnsi="Calibri" w:cs="Calibri"/>
-          <w:noProof/>
-        </w:rPr>
-        <w:drawing>
-          <wp:inline distT="0" distB="0" distL="0" distR="0" wp14:anchorId="7E152EAC" wp14:editId="3FD8F8F0">
-            <wp:extent cx="5760720" cy="2743200"/>
-            <wp:effectExtent l="0" t="0" r="0" b="0"/>
-            <wp:docPr id="498125891" name="Image 1"/>
-            <wp:cNvGraphicFramePr>
-              <a:graphicFrameLocks xmlns:a="http://schemas.openxmlformats.org/drawingml/2006/main" noChangeAspect="1"/>
-            </wp:cNvGraphicFramePr>
-            <a:graphic xmlns:a="http://schemas.openxmlformats.org/drawingml/2006/main">
-              <a:graphicData uri="http://schemas.openxmlformats.org/drawingml/2006/picture">
-                <pic:pic xmlns:pic="http://schemas.openxmlformats.org/drawingml/2006/picture">
-                  <pic:nvPicPr>
-                    <pic:cNvPr id="498125891" name=""/>
+                    <pic:cNvPr id="1862290593" name=""/>
                     <pic:cNvPicPr/>
                   </pic:nvPicPr>
                   <pic:blipFill>
@@ -1289,7 +976,7 @@
                   <pic:spPr>
                     <a:xfrm>
                       <a:off x="0" y="0"/>
-                      <a:ext cx="5760720" cy="2743200"/>
+                      <a:ext cx="5760720" cy="3060700"/>
                     </a:xfrm>
                     <a:prstGeom prst="rect">
                       <a:avLst/>
@@ -1311,35 +998,14 @@
       <w:r>
         <w:rPr>
           <w:rFonts w:ascii="Calibri" w:hAnsi="Calibri" w:cs="Calibri"/>
-          <w:b/>
-          <w:bCs/>
-        </w:rPr>
-        <w:t>Capture d'écran 4 :</w:t>
-      </w:r>
-      <w:r>
-        <w:rPr>
-          <w:rFonts w:ascii="Calibri" w:hAnsi="Calibri" w:cs="Calibri"/>
-        </w:rPr>
-        <w:t xml:space="preserve"> Exécution du test de modification</w:t>
-      </w:r>
-    </w:p>
-    <w:p>
-      <w:pPr>
-        <w:rPr>
-          <w:rFonts w:ascii="Calibri" w:hAnsi="Calibri" w:cs="Calibri"/>
-        </w:rPr>
-      </w:pPr>
-      <w:r>
-        <w:rPr>
-          <w:rFonts w:ascii="Calibri" w:hAnsi="Calibri" w:cs="Calibri"/>
           <w:noProof/>
         </w:rPr>
         <w:lastRenderedPageBreak/>
         <w:drawing>
-          <wp:inline distT="0" distB="0" distL="0" distR="0" wp14:anchorId="75E7EED9" wp14:editId="33445B9F">
-            <wp:extent cx="5758427" cy="2570018"/>
-            <wp:effectExtent l="0" t="0" r="0" b="1905"/>
-            <wp:docPr id="138507110" name="Image 1"/>
+          <wp:inline distT="0" distB="0" distL="0" distR="0" wp14:anchorId="15DEF351" wp14:editId="0FE924AA">
+            <wp:extent cx="5760720" cy="3060700"/>
+            <wp:effectExtent l="0" t="0" r="0" b="6350"/>
+            <wp:docPr id="1003507566" name="Image 1"/>
             <wp:cNvGraphicFramePr>
               <a:graphicFrameLocks xmlns:a="http://schemas.openxmlformats.org/drawingml/2006/main" noChangeAspect="1"/>
             </wp:cNvGraphicFramePr>
@@ -1347,7 +1013,7 @@
               <a:graphicData uri="http://schemas.openxmlformats.org/drawingml/2006/picture">
                 <pic:pic xmlns:pic="http://schemas.openxmlformats.org/drawingml/2006/picture">
                   <pic:nvPicPr>
-                    <pic:cNvPr id="138507110" name=""/>
+                    <pic:cNvPr id="1003507566" name=""/>
                     <pic:cNvPicPr/>
                   </pic:nvPicPr>
                   <pic:blipFill>
@@ -1359,7 +1025,7 @@
                   <pic:spPr>
                     <a:xfrm>
                       <a:off x="0" y="0"/>
-                      <a:ext cx="5787584" cy="2583031"/>
+                      <a:ext cx="5760720" cy="3060700"/>
                     </a:xfrm>
                     <a:prstGeom prst="rect">
                       <a:avLst/>
@@ -1381,13 +1047,34 @@
       <w:r>
         <w:rPr>
           <w:rFonts w:ascii="Calibri" w:hAnsi="Calibri" w:cs="Calibri"/>
+          <w:b/>
+          <w:bCs/>
+        </w:rPr>
+        <w:t>Capture d'écran 4 :</w:t>
+      </w:r>
+      <w:r>
+        <w:rPr>
+          <w:rFonts w:ascii="Calibri" w:hAnsi="Calibri" w:cs="Calibri"/>
+        </w:rPr>
+        <w:t xml:space="preserve"> Exécution du test de modification</w:t>
+      </w:r>
+    </w:p>
+    <w:p>
+      <w:pPr>
+        <w:rPr>
+          <w:rFonts w:ascii="Calibri" w:hAnsi="Calibri" w:cs="Calibri"/>
+        </w:rPr>
+      </w:pPr>
+      <w:r>
+        <w:rPr>
+          <w:rFonts w:ascii="Calibri" w:hAnsi="Calibri" w:cs="Calibri"/>
           <w:noProof/>
         </w:rPr>
         <w:drawing>
-          <wp:inline distT="0" distB="0" distL="0" distR="0" wp14:anchorId="388D828C" wp14:editId="1EFD3909">
+          <wp:inline distT="0" distB="0" distL="0" distR="0" wp14:anchorId="7FF820C0" wp14:editId="62920267">
             <wp:extent cx="5760720" cy="3060700"/>
             <wp:effectExtent l="0" t="0" r="0" b="6350"/>
-            <wp:docPr id="255967063" name="Image 1"/>
+            <wp:docPr id="608683988" name="Image 1"/>
             <wp:cNvGraphicFramePr>
               <a:graphicFrameLocks xmlns:a="http://schemas.openxmlformats.org/drawingml/2006/main" noChangeAspect="1"/>
             </wp:cNvGraphicFramePr>
@@ -1395,7 +1082,7 @@
               <a:graphicData uri="http://schemas.openxmlformats.org/drawingml/2006/picture">
                 <pic:pic xmlns:pic="http://schemas.openxmlformats.org/drawingml/2006/picture">
                   <pic:nvPicPr>
-                    <pic:cNvPr id="255967063" name=""/>
+                    <pic:cNvPr id="608683988" name=""/>
                     <pic:cNvPicPr/>
                   </pic:nvPicPr>
                   <pic:blipFill>
@@ -1429,34 +1116,14 @@
       <w:r>
         <w:rPr>
           <w:rFonts w:ascii="Calibri" w:hAnsi="Calibri" w:cs="Calibri"/>
-          <w:b/>
-          <w:bCs/>
-        </w:rPr>
-        <w:t>Capture d'écran 5 :</w:t>
-      </w:r>
-      <w:r>
-        <w:rPr>
-          <w:rFonts w:ascii="Calibri" w:hAnsi="Calibri" w:cs="Calibri"/>
-        </w:rPr>
-        <w:t xml:space="preserve"> Exécution du test de suppression</w:t>
-      </w:r>
-    </w:p>
-    <w:p>
-      <w:pPr>
-        <w:rPr>
-          <w:rFonts w:ascii="Calibri" w:hAnsi="Calibri" w:cs="Calibri"/>
-        </w:rPr>
-      </w:pPr>
-      <w:r>
-        <w:rPr>
-          <w:rFonts w:ascii="Calibri" w:hAnsi="Calibri" w:cs="Calibri"/>
           <w:noProof/>
         </w:rPr>
+        <w:lastRenderedPageBreak/>
         <w:drawing>
-          <wp:inline distT="0" distB="0" distL="0" distR="0" wp14:anchorId="6B6D3CF3" wp14:editId="2B6A26C2">
-            <wp:extent cx="5760720" cy="2385060"/>
-            <wp:effectExtent l="0" t="0" r="0" b="0"/>
-            <wp:docPr id="1250507630" name="Image 1"/>
+          <wp:inline distT="0" distB="0" distL="0" distR="0" wp14:anchorId="2C5455A0" wp14:editId="1BAB1660">
+            <wp:extent cx="5760720" cy="3060700"/>
+            <wp:effectExtent l="0" t="0" r="0" b="6350"/>
+            <wp:docPr id="1974262117" name="Image 1"/>
             <wp:cNvGraphicFramePr>
               <a:graphicFrameLocks xmlns:a="http://schemas.openxmlformats.org/drawingml/2006/main" noChangeAspect="1"/>
             </wp:cNvGraphicFramePr>
@@ -1464,7 +1131,7 @@
               <a:graphicData uri="http://schemas.openxmlformats.org/drawingml/2006/picture">
                 <pic:pic xmlns:pic="http://schemas.openxmlformats.org/drawingml/2006/picture">
                   <pic:nvPicPr>
-                    <pic:cNvPr id="1250507630" name=""/>
+                    <pic:cNvPr id="1974262117" name=""/>
                     <pic:cNvPicPr/>
                   </pic:nvPicPr>
                   <pic:blipFill>
@@ -1476,7 +1143,7 @@
                   <pic:spPr>
                     <a:xfrm>
                       <a:off x="0" y="0"/>
-                      <a:ext cx="5760720" cy="2385060"/>
+                      <a:ext cx="5760720" cy="3060700"/>
                     </a:xfrm>
                     <a:prstGeom prst="rect">
                       <a:avLst/>
@@ -1498,14 +1165,34 @@
       <w:r>
         <w:rPr>
           <w:rFonts w:ascii="Calibri" w:hAnsi="Calibri" w:cs="Calibri"/>
+          <w:b/>
+          <w:bCs/>
+        </w:rPr>
+        <w:t>Capture d'écran 5 :</w:t>
+      </w:r>
+      <w:r>
+        <w:rPr>
+          <w:rFonts w:ascii="Calibri" w:hAnsi="Calibri" w:cs="Calibri"/>
+        </w:rPr>
+        <w:t xml:space="preserve"> Exécution du test de suppression</w:t>
+      </w:r>
+    </w:p>
+    <w:p>
+      <w:pPr>
+        <w:rPr>
+          <w:rFonts w:ascii="Calibri" w:hAnsi="Calibri" w:cs="Calibri"/>
+        </w:rPr>
+      </w:pPr>
+      <w:r>
+        <w:rPr>
+          <w:rFonts w:ascii="Calibri" w:hAnsi="Calibri" w:cs="Calibri"/>
           <w:noProof/>
         </w:rPr>
-        <w:lastRenderedPageBreak/>
         <w:drawing>
-          <wp:inline distT="0" distB="0" distL="0" distR="0" wp14:anchorId="45EDD553" wp14:editId="1112D176">
-            <wp:extent cx="5760720" cy="2773680"/>
-            <wp:effectExtent l="0" t="0" r="0" b="7620"/>
-            <wp:docPr id="69531631" name="Image 1"/>
+          <wp:inline distT="0" distB="0" distL="0" distR="0" wp14:anchorId="3088CD9D" wp14:editId="0BE1EDA3">
+            <wp:extent cx="5760720" cy="3060700"/>
+            <wp:effectExtent l="0" t="0" r="0" b="6350"/>
+            <wp:docPr id="1608553072" name="Image 1"/>
             <wp:cNvGraphicFramePr>
               <a:graphicFrameLocks xmlns:a="http://schemas.openxmlformats.org/drawingml/2006/main" noChangeAspect="1"/>
             </wp:cNvGraphicFramePr>
@@ -1513,7 +1200,7 @@
               <a:graphicData uri="http://schemas.openxmlformats.org/drawingml/2006/picture">
                 <pic:pic xmlns:pic="http://schemas.openxmlformats.org/drawingml/2006/picture">
                   <pic:nvPicPr>
-                    <pic:cNvPr id="69531631" name=""/>
+                    <pic:cNvPr id="1608553072" name=""/>
                     <pic:cNvPicPr/>
                   </pic:nvPicPr>
                   <pic:blipFill>
@@ -1525,7 +1212,7 @@
                   <pic:spPr>
                     <a:xfrm>
                       <a:off x="0" y="0"/>
-                      <a:ext cx="5760720" cy="2773680"/>
+                      <a:ext cx="5760720" cy="3060700"/>
                     </a:xfrm>
                     <a:prstGeom prst="rect">
                       <a:avLst/>
@@ -1542,6 +1229,55 @@
       <w:pPr>
         <w:rPr>
           <w:rFonts w:ascii="Calibri" w:hAnsi="Calibri" w:cs="Calibri"/>
+        </w:rPr>
+      </w:pPr>
+      <w:r>
+        <w:rPr>
+          <w:rFonts w:ascii="Calibri" w:hAnsi="Calibri" w:cs="Calibri"/>
+          <w:noProof/>
+        </w:rPr>
+        <w:lastRenderedPageBreak/>
+        <w:drawing>
+          <wp:inline distT="0" distB="0" distL="0" distR="0" wp14:anchorId="13504272" wp14:editId="4E7C781A">
+            <wp:extent cx="5760720" cy="3060700"/>
+            <wp:effectExtent l="0" t="0" r="0" b="6350"/>
+            <wp:docPr id="1668110229" name="Image 1"/>
+            <wp:cNvGraphicFramePr>
+              <a:graphicFrameLocks xmlns:a="http://schemas.openxmlformats.org/drawingml/2006/main" noChangeAspect="1"/>
+            </wp:cNvGraphicFramePr>
+            <a:graphic xmlns:a="http://schemas.openxmlformats.org/drawingml/2006/main">
+              <a:graphicData uri="http://schemas.openxmlformats.org/drawingml/2006/picture">
+                <pic:pic xmlns:pic="http://schemas.openxmlformats.org/drawingml/2006/picture">
+                  <pic:nvPicPr>
+                    <pic:cNvPr id="1668110229" name=""/>
+                    <pic:cNvPicPr/>
+                  </pic:nvPicPr>
+                  <pic:blipFill>
+                    <a:blip r:embed="rId15"/>
+                    <a:stretch>
+                      <a:fillRect/>
+                    </a:stretch>
+                  </pic:blipFill>
+                  <pic:spPr>
+                    <a:xfrm>
+                      <a:off x="0" y="0"/>
+                      <a:ext cx="5760720" cy="3060700"/>
+                    </a:xfrm>
+                    <a:prstGeom prst="rect">
+                      <a:avLst/>
+                    </a:prstGeom>
+                  </pic:spPr>
+                </pic:pic>
+              </a:graphicData>
+            </a:graphic>
+          </wp:inline>
+        </w:drawing>
+      </w:r>
+    </w:p>
+    <w:p>
+      <w:pPr>
+        <w:rPr>
+          <w:rFonts w:ascii="Calibri" w:hAnsi="Calibri" w:cs="Calibri"/>
           <w:b/>
           <w:bCs/>
           <w:color w:val="EE0000"/>
@@ -1633,21 +1369,7 @@
         <w:rPr>
           <w:rFonts w:ascii="Calibri" w:hAnsi="Calibri" w:cs="Calibri"/>
         </w:rPr>
-        <w:t xml:space="preserve">Les tests </w:t>
-      </w:r>
-      <w:proofErr w:type="spellStart"/>
-      <w:r>
-        <w:rPr>
-          <w:rFonts w:ascii="Calibri" w:hAnsi="Calibri" w:cs="Calibri"/>
-        </w:rPr>
-        <w:t>Selenium</w:t>
-      </w:r>
-      <w:proofErr w:type="spellEnd"/>
-      <w:r>
-        <w:rPr>
-          <w:rFonts w:ascii="Calibri" w:hAnsi="Calibri" w:cs="Calibri"/>
-        </w:rPr>
-        <w:t xml:space="preserve"> ont ensuite été rejoués afin de confirmer que le problème avait été résolu.</w:t>
+        <w:t>Les tests Selenium ont ensuite été rejoués afin de confirmer que le problème avait été résolu.</w:t>
       </w:r>
     </w:p>
     <w:p>
@@ -1694,6 +1416,7 @@
           <w:rFonts w:ascii="Calibri" w:hAnsi="Calibri" w:cs="Calibri"/>
           <w:noProof/>
         </w:rPr>
+        <w:lastRenderedPageBreak/>
         <w:drawing>
           <wp:inline distT="0" distB="0" distL="0" distR="0" wp14:anchorId="3DF91134" wp14:editId="1A83AD50">
             <wp:extent cx="5760720" cy="2682240"/>
@@ -1710,7 +1433,7 @@
                     <pic:cNvPicPr/>
                   </pic:nvPicPr>
                   <pic:blipFill>
-                    <a:blip r:embed="rId15"/>
+                    <a:blip r:embed="rId16"/>
                     <a:stretch>
                       <a:fillRect/>
                     </a:stretch>
@@ -1747,7 +1470,6 @@
           <w:bCs/>
           <w:color w:val="EE0000"/>
         </w:rPr>
-        <w:lastRenderedPageBreak/>
         <w:t>5. Tests d'intégration</w:t>
       </w:r>
     </w:p>
@@ -1761,35 +1483,7 @@
         <w:rPr>
           <w:rFonts w:ascii="Calibri" w:hAnsi="Calibri" w:cs="Calibri"/>
         </w:rPr>
-        <w:t xml:space="preserve">Les tests réalisés ont permis de vérifier la communication entre </w:t>
-      </w:r>
-      <w:proofErr w:type="spellStart"/>
-      <w:r>
-        <w:rPr>
-          <w:rFonts w:ascii="Calibri" w:hAnsi="Calibri" w:cs="Calibri"/>
-        </w:rPr>
-        <w:t>React</w:t>
-      </w:r>
-      <w:proofErr w:type="spellEnd"/>
-      <w:r>
-        <w:rPr>
-          <w:rFonts w:ascii="Calibri" w:hAnsi="Calibri" w:cs="Calibri"/>
-        </w:rPr>
-        <w:t xml:space="preserve"> et </w:t>
-      </w:r>
-      <w:proofErr w:type="spellStart"/>
-      <w:r>
-        <w:rPr>
-          <w:rFonts w:ascii="Calibri" w:hAnsi="Calibri" w:cs="Calibri"/>
-        </w:rPr>
-        <w:t>Laravel</w:t>
-      </w:r>
-      <w:proofErr w:type="spellEnd"/>
-      <w:r>
-        <w:rPr>
-          <w:rFonts w:ascii="Calibri" w:hAnsi="Calibri" w:cs="Calibri"/>
-        </w:rPr>
-        <w:t>.</w:t>
+        <w:t>Les tests réalisés ont permis de vérifier la communication entre React et Laravel.</w:t>
       </w:r>
     </w:p>
     <w:p>
@@ -1826,16 +1520,8 @@
         <w:rPr>
           <w:rFonts w:ascii="Calibri" w:hAnsi="Calibri" w:cs="Calibri"/>
         </w:rPr>
-        <w:t xml:space="preserve"> d'un enregistrement depuis </w:t>
-      </w:r>
-      <w:proofErr w:type="spellStart"/>
-      <w:r>
-        <w:rPr>
-          <w:rFonts w:ascii="Calibri" w:hAnsi="Calibri" w:cs="Calibri"/>
-        </w:rPr>
-        <w:t>React</w:t>
-      </w:r>
-      <w:proofErr w:type="spellEnd"/>
+        <w:t xml:space="preserve"> d'un enregistrement depuis React</w:t>
+      </w:r>
     </w:p>
     <w:p>
       <w:pPr>
@@ -1858,16 +1544,8 @@
         <w:rPr>
           <w:rFonts w:ascii="Calibri" w:hAnsi="Calibri" w:cs="Calibri"/>
         </w:rPr>
-        <w:t xml:space="preserve">nregistrement correct dans la base de données via </w:t>
-      </w:r>
-      <w:proofErr w:type="spellStart"/>
-      <w:r>
-        <w:rPr>
-          <w:rFonts w:ascii="Calibri" w:hAnsi="Calibri" w:cs="Calibri"/>
-        </w:rPr>
-        <w:t>Laravel</w:t>
-      </w:r>
-      <w:proofErr w:type="spellEnd"/>
+        <w:t>nregistrement correct dans la base de données via Laravel</w:t>
+      </w:r>
     </w:p>
     <w:p>
       <w:pPr>
@@ -2119,6 +1797,7 @@
           <w:rFonts w:ascii="Calibri" w:hAnsi="Calibri" w:cs="Calibri"/>
           <w:noProof/>
         </w:rPr>
+        <w:lastRenderedPageBreak/>
         <w:drawing>
           <wp:inline distT="0" distB="0" distL="0" distR="0" wp14:anchorId="678B0689" wp14:editId="629FC33C">
             <wp:extent cx="5760720" cy="2895600"/>
@@ -2135,7 +1814,7 @@
                     <pic:cNvPicPr/>
                   </pic:nvPicPr>
                   <pic:blipFill>
-                    <a:blip r:embed="rId16"/>
+                    <a:blip r:embed="rId17"/>
                     <a:stretch>
                       <a:fillRect/>
                     </a:stretch>
@@ -2170,170 +1849,49 @@
           <w:b/>
           <w:color w:val="EE0000"/>
         </w:rPr>
-        <w:t>7. Tests Backend (</w:t>
-      </w:r>
-      <w:proofErr w:type="spellStart"/>
+        <w:t>7. Tests Backend (Laravel / PHPUnit)</w:t>
+      </w:r>
+    </w:p>
+    <w:p>
+      <w:pPr>
+        <w:spacing w:line="276" w:lineRule="auto"/>
+        <w:rPr>
+          <w:rFonts w:ascii="Aptos" w:eastAsia="Aptos" w:hAnsi="Aptos" w:cs="Arial"/>
+        </w:rPr>
+      </w:pPr>
       <w:r>
         <w:rPr>
           <w:rFonts w:ascii="Calibri" w:eastAsia="Aptos" w:hAnsi="Calibri" w:cs="Arial"/>
-          <w:b/>
-          <w:color w:val="EE0000"/>
-        </w:rPr>
-        <w:t>Laravel</w:t>
-      </w:r>
-      <w:proofErr w:type="spellEnd"/>
+        </w:rPr>
+        <w:t>En complément des tests fonctionnels réalisés côté interface avec Selenium IDE, des tests automatisés ont été écrits côté back-end avec PHPUnit afin de vérifier directement le comportement de l'API Laravel (validations, relations, règles métier), indépendamment de l'interface React.</w:t>
+      </w:r>
+    </w:p>
+    <w:p>
+      <w:pPr>
+        <w:spacing w:line="276" w:lineRule="auto"/>
+        <w:rPr>
+          <w:rFonts w:ascii="Aptos" w:eastAsia="Aptos" w:hAnsi="Aptos" w:cs="Arial"/>
+        </w:rPr>
+      </w:pPr>
       <w:r>
         <w:rPr>
           <w:rFonts w:ascii="Calibri" w:eastAsia="Aptos" w:hAnsi="Calibri" w:cs="Arial"/>
-          <w:b/>
-          <w:color w:val="EE0000"/>
-        </w:rPr>
-        <w:t xml:space="preserve"> / </w:t>
-      </w:r>
-      <w:proofErr w:type="spellStart"/>
+        </w:rPr>
+        <w:t>Ces tests utilisent une base de données SQLite en mémoire, dédiée à l'environnement de test, afin de ne jamais impacter la base MySQL de développement.</w:t>
+      </w:r>
+    </w:p>
+    <w:p>
+      <w:pPr>
+        <w:spacing w:line="276" w:lineRule="auto"/>
+        <w:rPr>
+          <w:rFonts w:ascii="Aptos" w:eastAsia="Aptos" w:hAnsi="Aptos" w:cs="Arial"/>
+        </w:rPr>
+      </w:pPr>
       <w:r>
         <w:rPr>
           <w:rFonts w:ascii="Calibri" w:eastAsia="Aptos" w:hAnsi="Calibri" w:cs="Arial"/>
-          <w:b/>
-          <w:color w:val="EE0000"/>
-        </w:rPr>
-        <w:t>PHPUnit</w:t>
-      </w:r>
-      <w:proofErr w:type="spellEnd"/>
-      <w:r>
-        <w:rPr>
-          <w:rFonts w:ascii="Calibri" w:eastAsia="Aptos" w:hAnsi="Calibri" w:cs="Arial"/>
-          <w:b/>
-          <w:color w:val="EE0000"/>
-        </w:rPr>
-        <w:t>)</w:t>
-      </w:r>
-    </w:p>
-    <w:p>
-      <w:pPr>
-        <w:spacing w:line="276" w:lineRule="auto"/>
-        <w:rPr>
-          <w:rFonts w:ascii="Aptos" w:eastAsia="Aptos" w:hAnsi="Aptos" w:cs="Arial"/>
-        </w:rPr>
-      </w:pPr>
-      <w:r>
-        <w:rPr>
-          <w:rFonts w:ascii="Calibri" w:eastAsia="Aptos" w:hAnsi="Calibri" w:cs="Arial"/>
-        </w:rPr>
-        <w:lastRenderedPageBreak/>
-        <w:t xml:space="preserve">En complément des tests fonctionnels réalisés côté interface avec </w:t>
-      </w:r>
-      <w:proofErr w:type="spellStart"/>
-      <w:r>
-        <w:rPr>
-          <w:rFonts w:ascii="Calibri" w:eastAsia="Aptos" w:hAnsi="Calibri" w:cs="Arial"/>
-        </w:rPr>
-        <w:t>Selenium</w:t>
-      </w:r>
-      <w:proofErr w:type="spellEnd"/>
-      <w:r>
-        <w:rPr>
-          <w:rFonts w:ascii="Calibri" w:eastAsia="Aptos" w:hAnsi="Calibri" w:cs="Arial"/>
-        </w:rPr>
-        <w:t xml:space="preserve"> IDE, des tests automatisés ont été écrits côté </w:t>
-      </w:r>
-      <w:proofErr w:type="spellStart"/>
-      <w:r>
-        <w:rPr>
-          <w:rFonts w:ascii="Calibri" w:eastAsia="Aptos" w:hAnsi="Calibri" w:cs="Arial"/>
-        </w:rPr>
-        <w:t>back-end</w:t>
-      </w:r>
-      <w:proofErr w:type="spellEnd"/>
-      <w:r>
-        <w:rPr>
-          <w:rFonts w:ascii="Calibri" w:eastAsia="Aptos" w:hAnsi="Calibri" w:cs="Arial"/>
-        </w:rPr>
-        <w:t xml:space="preserve"> avec </w:t>
-      </w:r>
-      <w:proofErr w:type="spellStart"/>
-      <w:r>
-        <w:rPr>
-          <w:rFonts w:ascii="Calibri" w:eastAsia="Aptos" w:hAnsi="Calibri" w:cs="Arial"/>
-        </w:rPr>
-        <w:t>PHPUnit</w:t>
-      </w:r>
-      <w:proofErr w:type="spellEnd"/>
-      <w:r>
-        <w:rPr>
-          <w:rFonts w:ascii="Calibri" w:eastAsia="Aptos" w:hAnsi="Calibri" w:cs="Arial"/>
-        </w:rPr>
-        <w:t xml:space="preserve"> afin de vérifier directement le comportement de l'API </w:t>
-      </w:r>
-      <w:proofErr w:type="spellStart"/>
-      <w:r>
-        <w:rPr>
-          <w:rFonts w:ascii="Calibri" w:eastAsia="Aptos" w:hAnsi="Calibri" w:cs="Arial"/>
-        </w:rPr>
-        <w:t>Laravel</w:t>
-      </w:r>
-      <w:proofErr w:type="spellEnd"/>
-      <w:r>
-        <w:rPr>
-          <w:rFonts w:ascii="Calibri" w:eastAsia="Aptos" w:hAnsi="Calibri" w:cs="Arial"/>
-        </w:rPr>
-        <w:t xml:space="preserve"> (validations, relations, règles métier), indépendamment de l'interface </w:t>
-      </w:r>
-      <w:proofErr w:type="spellStart"/>
-      <w:r>
-        <w:rPr>
-          <w:rFonts w:ascii="Calibri" w:eastAsia="Aptos" w:hAnsi="Calibri" w:cs="Arial"/>
-        </w:rPr>
-        <w:t>React</w:t>
-      </w:r>
-      <w:proofErr w:type="spellEnd"/>
-      <w:r>
-        <w:rPr>
-          <w:rFonts w:ascii="Calibri" w:eastAsia="Aptos" w:hAnsi="Calibri" w:cs="Arial"/>
-        </w:rPr>
-        <w:t>.</w:t>
-      </w:r>
-    </w:p>
-    <w:p>
-      <w:pPr>
-        <w:spacing w:line="276" w:lineRule="auto"/>
-        <w:rPr>
-          <w:rFonts w:ascii="Aptos" w:eastAsia="Aptos" w:hAnsi="Aptos" w:cs="Arial"/>
-        </w:rPr>
-      </w:pPr>
-      <w:r>
-        <w:rPr>
-          <w:rFonts w:ascii="Calibri" w:eastAsia="Aptos" w:hAnsi="Calibri" w:cs="Arial"/>
-        </w:rPr>
-        <w:t>Ces tests utilisent une base de données SQLite en mémoire, dédiée à l'environnement de test, afin de ne jamais impacter la base MySQL de développement.</w:t>
-      </w:r>
-    </w:p>
-    <w:p>
-      <w:pPr>
-        <w:spacing w:line="276" w:lineRule="auto"/>
-        <w:rPr>
-          <w:rFonts w:ascii="Aptos" w:eastAsia="Aptos" w:hAnsi="Aptos" w:cs="Arial"/>
-        </w:rPr>
-      </w:pPr>
-      <w:r>
-        <w:rPr>
-          <w:rFonts w:ascii="Calibri" w:eastAsia="Aptos" w:hAnsi="Calibri" w:cs="Arial"/>
-        </w:rPr>
-        <w:t>Résultat de l'exécution (</w:t>
-      </w:r>
-      <w:proofErr w:type="spellStart"/>
-      <w:r>
-        <w:rPr>
-          <w:rFonts w:ascii="Calibri" w:eastAsia="Aptos" w:hAnsi="Calibri" w:cs="Arial"/>
-        </w:rPr>
-        <w:t>php</w:t>
-      </w:r>
-      <w:proofErr w:type="spellEnd"/>
-      <w:r>
-        <w:rPr>
-          <w:rFonts w:ascii="Calibri" w:eastAsia="Aptos" w:hAnsi="Calibri" w:cs="Arial"/>
-        </w:rPr>
-        <w:t xml:space="preserve"> artisan test) :</w:t>
+        </w:rPr>
+        <w:t>Résultat de l'exécution (php artisan test) :</w:t>
       </w:r>
     </w:p>
     <w:tbl>
@@ -2422,11 +1980,9 @@
             </w:tcBorders>
           </w:tcPr>
           <w:p>
-            <w:proofErr w:type="spellStart"/>
             <w:r>
               <w:t>AuthApiTest</w:t>
             </w:r>
-            <w:proofErr w:type="spellEnd"/>
           </w:p>
         </w:tc>
         <w:tc>
@@ -2475,11 +2031,9 @@
             <w:hideMark/>
           </w:tcPr>
           <w:p>
-            <w:proofErr w:type="spellStart"/>
             <w:r>
               <w:t>VehiculeApiTest</w:t>
             </w:r>
-            <w:proofErr w:type="spellEnd"/>
           </w:p>
         </w:tc>
         <w:tc>
@@ -2530,11 +2084,9 @@
             <w:hideMark/>
           </w:tcPr>
           <w:p>
-            <w:proofErr w:type="spellStart"/>
             <w:r>
               <w:t>TechnicienApiTest</w:t>
             </w:r>
-            <w:proofErr w:type="spellEnd"/>
           </w:p>
         </w:tc>
         <w:tc>
@@ -2585,11 +2137,9 @@
             <w:hideMark/>
           </w:tcPr>
           <w:p>
-            <w:proofErr w:type="spellStart"/>
             <w:r>
               <w:t>ReparationApiTest</w:t>
             </w:r>
-            <w:proofErr w:type="spellEnd"/>
           </w:p>
         </w:tc>
         <w:tc>
@@ -2728,19 +2278,7 @@
         <w:rPr>
           <w:rFonts w:ascii="Calibri" w:eastAsia="Aptos" w:hAnsi="Calibri" w:cs="Arial"/>
         </w:rPr>
-        <w:t xml:space="preserve">Le </w:t>
-      </w:r>
-      <w:r>
-        <w:rPr>
-          <w:rFonts w:ascii="Calibri" w:eastAsia="Aptos" w:hAnsi="Calibri" w:cs="Arial"/>
-        </w:rPr>
-        <w:t>listage</w:t>
-      </w:r>
-      <w:r>
-        <w:rPr>
-          <w:rFonts w:ascii="Calibri" w:eastAsia="Aptos" w:hAnsi="Calibri" w:cs="Arial"/>
-        </w:rPr>
-        <w:t xml:space="preserve"> et la recherche de véhicules par marque ou immatriculation.</w:t>
+        <w:t>Le listage et la recherche de véhicules par marque ou immatriculation.</w:t>
       </w:r>
     </w:p>
     <w:p>
@@ -2915,21 +2453,7 @@
         <w:rPr>
           <w:rFonts w:ascii="Calibri" w:eastAsia="Aptos" w:hAnsi="Calibri" w:cs="Arial"/>
         </w:rPr>
-        <w:t xml:space="preserve">•  Suppression en cascade contrôlée au niveau des migrations (clé étrangère </w:t>
-      </w:r>
-      <w:proofErr w:type="spellStart"/>
-      <w:r>
-        <w:rPr>
-          <w:rFonts w:ascii="Calibri" w:eastAsia="Aptos" w:hAnsi="Calibri" w:cs="Arial"/>
-        </w:rPr>
-        <w:t>onDelete</w:t>
-      </w:r>
-      <w:proofErr w:type="spellEnd"/>
-      <w:r>
-        <w:rPr>
-          <w:rFonts w:ascii="Calibri" w:eastAsia="Aptos" w:hAnsi="Calibri" w:cs="Arial"/>
-        </w:rPr>
-        <w:t>('cascade')), garantissant qu'aucune réparation ne reste orpheline.</w:t>
+        <w:t>•  Suppression en cascade contrôlée au niveau des migrations (clé étrangère onDelete('cascade')), garantissant qu'aucune réparation ne reste orpheline.</w:t>
       </w:r>
     </w:p>
     <w:p>
@@ -2951,42 +2475,7 @@
         <w:rPr>
           <w:rFonts w:ascii="Calibri" w:eastAsia="Aptos" w:hAnsi="Calibri" w:cs="Arial"/>
         </w:rPr>
-        <w:t xml:space="preserve"> l'API ne met pas encore en place d'authentification. Cette version du projet est prévue pour un usage interne du personnel du garage ; l'ajout d'une </w:t>
-      </w:r>
-      <w:r>
-        <w:rPr>
-          <w:rFonts w:ascii="Calibri" w:eastAsia="Aptos" w:hAnsi="Calibri" w:cs="Arial"/>
-        </w:rPr>
-        <w:lastRenderedPageBreak/>
-        <w:t>authentification (</w:t>
-      </w:r>
-      <w:proofErr w:type="spellStart"/>
-      <w:r>
-        <w:rPr>
-          <w:rFonts w:ascii="Calibri" w:eastAsia="Aptos" w:hAnsi="Calibri" w:cs="Arial"/>
-        </w:rPr>
-        <w:t>Laravel</w:t>
-      </w:r>
-      <w:proofErr w:type="spellEnd"/>
-      <w:r>
-        <w:rPr>
-          <w:rFonts w:ascii="Calibri" w:eastAsia="Aptos" w:hAnsi="Calibri" w:cs="Arial"/>
-        </w:rPr>
-        <w:t xml:space="preserve"> </w:t>
-      </w:r>
-      <w:proofErr w:type="spellStart"/>
-      <w:r>
-        <w:rPr>
-          <w:rFonts w:ascii="Calibri" w:eastAsia="Aptos" w:hAnsi="Calibri" w:cs="Arial"/>
-        </w:rPr>
-        <w:t>Sanctum</w:t>
-      </w:r>
-      <w:proofErr w:type="spellEnd"/>
-      <w:r>
-        <w:rPr>
-          <w:rFonts w:ascii="Calibri" w:eastAsia="Aptos" w:hAnsi="Calibri" w:cs="Arial"/>
-        </w:rPr>
-        <w:t>, déjà présent en dépendance) est identifié comme une amélioration possible pour une future itération.</w:t>
+        <w:t xml:space="preserve"> l'API ne met pas encore en place d'authentification. Cette version du projet est prévue pour un usage interne du personnel du garage ; l'ajout d'une authentification (Laravel Sanctum, déjà présent en dépendance) est identifié comme une amélioration possible pour une future itération.</w:t>
       </w:r>
     </w:p>
     <w:p>
@@ -3040,29 +2529,7 @@
         <w:rPr>
           <w:rFonts w:ascii="Calibri" w:eastAsia="Aptos" w:hAnsi="Calibri" w:cs="Arial"/>
         </w:rPr>
-        <w:t xml:space="preserve">•  Chargement des relations en une seule requête côté API (Eloquent </w:t>
-      </w:r>
-      <w:proofErr w:type="spellStart"/>
-      <w:proofErr w:type="gramStart"/>
-      <w:r>
-        <w:rPr>
-          <w:rFonts w:ascii="Calibri" w:eastAsia="Aptos" w:hAnsi="Calibri" w:cs="Arial"/>
-        </w:rPr>
-        <w:t>with</w:t>
-      </w:r>
-      <w:proofErr w:type="spellEnd"/>
-      <w:r>
-        <w:rPr>
-          <w:rFonts w:ascii="Calibri" w:eastAsia="Aptos" w:hAnsi="Calibri" w:cs="Arial"/>
-        </w:rPr>
-        <w:t>(</w:t>
-      </w:r>
-      <w:proofErr w:type="gramEnd"/>
-      <w:r>
-        <w:rPr>
-          <w:rFonts w:ascii="Calibri" w:eastAsia="Aptos" w:hAnsi="Calibri" w:cs="Arial"/>
-        </w:rPr>
-        <w:t>)) pour éviter les requêtes N+1 lors de l'affichage des véhicules, réparations et techniciens.</w:t>
+        <w:t>•  Chargement des relations en une seule requête côté API (Eloquent with()) pour éviter les requêtes N+1 lors de l'affichage des véhicules, réparations et techniciens.</w:t>
       </w:r>
     </w:p>
     <w:p>
@@ -3092,21 +2559,7 @@
         <w:rPr>
           <w:rFonts w:ascii="Calibri" w:eastAsia="Aptos" w:hAnsi="Calibri" w:cs="Arial"/>
         </w:rPr>
-        <w:t xml:space="preserve">•  Ajout d'un </w:t>
-      </w:r>
-      <w:proofErr w:type="spellStart"/>
-      <w:r>
-        <w:rPr>
-          <w:rFonts w:ascii="Calibri" w:eastAsia="Aptos" w:hAnsi="Calibri" w:cs="Arial"/>
-        </w:rPr>
-        <w:t>debounce</w:t>
-      </w:r>
-      <w:proofErr w:type="spellEnd"/>
-      <w:r>
-        <w:rPr>
-          <w:rFonts w:ascii="Calibri" w:eastAsia="Aptos" w:hAnsi="Calibri" w:cs="Arial"/>
-        </w:rPr>
-        <w:t xml:space="preserve"> (délai de 300 ms) sur le champ de recherche des véhicules, afin d'éviter un appel API à chaque frappe clavier.</w:t>
+        <w:t>•  Ajout d'un debounce (délai de 300 ms) sur le champ de recherche des véhicules, afin d'éviter un appel API à chaque frappe clavier.</w:t>
       </w:r>
     </w:p>
     <w:p>
@@ -3165,21 +2618,7 @@
         <w:rPr>
           <w:rFonts w:ascii="Calibri" w:eastAsia="Aptos" w:hAnsi="Calibri" w:cs="Calibri"/>
         </w:rPr>
-        <w:t xml:space="preserve">Les différents tests réalisés avec </w:t>
-      </w:r>
-      <w:proofErr w:type="spellStart"/>
-      <w:r>
-        <w:rPr>
-          <w:rFonts w:ascii="Calibri" w:eastAsia="Aptos" w:hAnsi="Calibri" w:cs="Calibri"/>
-        </w:rPr>
-        <w:t>Selenium</w:t>
-      </w:r>
-      <w:proofErr w:type="spellEnd"/>
-      <w:r>
-        <w:rPr>
-          <w:rFonts w:ascii="Calibri" w:eastAsia="Aptos" w:hAnsi="Calibri" w:cs="Calibri"/>
-        </w:rPr>
-        <w:t xml:space="preserve"> IDE ont permis de vérifier le bon fonctionnement des principales fonctionnalités de l'application.</w:t>
+        <w:t>Les différents tests réalisés avec Selenium IDE ont permis de vérifier le bon fonctionnement des principales fonctionnalités de l'application.</w:t>
       </w:r>
     </w:p>
     <w:p>
@@ -3229,6 +2668,7 @@
         <w:rPr>
           <w:rFonts w:ascii="Calibri" w:eastAsia="Aptos" w:hAnsi="Calibri" w:cs="Calibri"/>
         </w:rPr>
+        <w:lastRenderedPageBreak/>
         <w:t>Modification</w:t>
       </w:r>
     </w:p>
@@ -3287,35 +2727,7 @@
         <w:rPr>
           <w:rFonts w:ascii="Calibri" w:eastAsia="Aptos" w:hAnsi="Calibri" w:cs="Calibri"/>
         </w:rPr>
-        <w:t xml:space="preserve"> tests automatisés </w:t>
-      </w:r>
-      <w:proofErr w:type="spellStart"/>
-      <w:r>
-        <w:rPr>
-          <w:rFonts w:ascii="Calibri" w:eastAsia="Aptos" w:hAnsi="Calibri" w:cs="Calibri"/>
-        </w:rPr>
-        <w:t>PHPUnit</w:t>
-      </w:r>
-      <w:proofErr w:type="spellEnd"/>
-      <w:r>
-        <w:rPr>
-          <w:rFonts w:ascii="Calibri" w:eastAsia="Aptos" w:hAnsi="Calibri" w:cs="Calibri"/>
-        </w:rPr>
-        <w:t xml:space="preserve"> côté </w:t>
-      </w:r>
-      <w:proofErr w:type="spellStart"/>
-      <w:r>
-        <w:rPr>
-          <w:rFonts w:ascii="Calibri" w:eastAsia="Aptos" w:hAnsi="Calibri" w:cs="Calibri"/>
-        </w:rPr>
-        <w:t>back-end</w:t>
-      </w:r>
-      <w:proofErr w:type="spellEnd"/>
-      <w:r>
-        <w:rPr>
-          <w:rFonts w:ascii="Calibri" w:eastAsia="Aptos" w:hAnsi="Calibri" w:cs="Calibri"/>
-        </w:rPr>
-        <w:t xml:space="preserve"> (section 7), ces tests couvrent désormais à la fois l'interface utilisateur et l'API, offrant une bonne couverture globale de la qualité de l'application Mini Garage.</w:t>
+        <w:t xml:space="preserve"> tests automatisés PHPUnit côté back-end (section 7), ces tests couvrent désormais à la fois l'interface utilisateur et l'API, offrant une bonne couverture globale de la qualité de l'application Mini Garage.</w:t>
       </w:r>
     </w:p>
     <w:p>
@@ -4499,15 +3911,6 @@
   </w:num>
   <w:num w:numId="8" w16cid:durableId="1344939663">
     <w:abstractNumId w:val="3"/>
-    <w:lvlOverride w:ilvl="0"/>
-    <w:lvlOverride w:ilvl="1"/>
-    <w:lvlOverride w:ilvl="2"/>
-    <w:lvlOverride w:ilvl="3"/>
-    <w:lvlOverride w:ilvl="4"/>
-    <w:lvlOverride w:ilvl="5"/>
-    <w:lvlOverride w:ilvl="6"/>
-    <w:lvlOverride w:ilvl="7"/>
-    <w:lvlOverride w:ilvl="8"/>
   </w:num>
   <w:num w:numId="9" w16cid:durableId="1585334503">
     <w:abstractNumId w:val="0"/>
@@ -5118,6 +4521,7 @@
   <w:style w:type="character" w:default="1" w:styleId="Policepardfaut">
     <w:name w:val="Default Paragraph Font"/>
     <w:uiPriority w:val="1"/>
+    <w:semiHidden/>
     <w:unhideWhenUsed/>
   </w:style>
   <w:style w:type="table" w:default="1" w:styleId="TableauNormal">
@@ -5518,6 +4922,41 @@
       </w:tblBorders>
     </w:tblPr>
   </w:style>
+  <w:style w:type="character" w:styleId="Lienhypertexte">
+    <w:name w:val="Hyperlink"/>
+    <w:basedOn w:val="Policepardfaut"/>
+    <w:uiPriority w:val="99"/>
+    <w:unhideWhenUsed/>
+    <w:rsid w:val="008F3913"/>
+    <w:rPr>
+      <w:color w:val="467886" w:themeColor="hyperlink"/>
+      <w:u w:val="single"/>
+    </w:rPr>
+  </w:style>
+  <w:style w:type="character" w:styleId="Mentionnonrsolue">
+    <w:name w:val="Unresolved Mention"/>
+    <w:basedOn w:val="Policepardfaut"/>
+    <w:uiPriority w:val="99"/>
+    <w:semiHidden/>
+    <w:unhideWhenUsed/>
+    <w:rsid w:val="008F3913"/>
+    <w:rPr>
+      <w:color w:val="605E5C"/>
+      <w:shd w:val="clear" w:color="auto" w:fill="E1DFDD"/>
+    </w:rPr>
+  </w:style>
+  <w:style w:type="character" w:styleId="Lienhypertextesuivivisit">
+    <w:name w:val="FollowedHyperlink"/>
+    <w:basedOn w:val="Policepardfaut"/>
+    <w:uiPriority w:val="99"/>
+    <w:semiHidden/>
+    <w:unhideWhenUsed/>
+    <w:rsid w:val="008F3913"/>
+    <w:rPr>
+      <w:color w:val="96607D" w:themeColor="followedHyperlink"/>
+      <w:u w:val="single"/>
+    </w:rPr>
+  </w:style>
 </w:styles>
 </file>
 
